--- a/Diseno/AutoDrive_Analisis.docx
+++ b/Diseno/AutoDrive_Analisis.docx
@@ -29,25 +29,7 @@
           <w:sz w:val="38"/>
           <w:szCs w:val="38"/>
         </w:rPr>
-        <w:t>“</w:t>
-      </w:r>
-      <w:proofErr w:type="spellStart"/>
-      <w:r>
-        <w:rPr>
-          <w:color w:val="1F3864"/>
-          <w:sz w:val="38"/>
-          <w:szCs w:val="38"/>
-        </w:rPr>
-        <w:t>AutoDrive</w:t>
-      </w:r>
-      <w:proofErr w:type="spellEnd"/>
-      <w:r>
-        <w:rPr>
-          <w:color w:val="1F3864"/>
-          <w:sz w:val="38"/>
-          <w:szCs w:val="38"/>
-        </w:rPr>
-        <w:t xml:space="preserve"> Motors”</w:t>
+        <w:t xml:space="preserve">“AutoDrive Motors”</w:t>
       </w:r>
     </w:p>
     <w:p>
@@ -102,10 +84,7 @@
         <w:pStyle w:val="Ttulo2"/>
       </w:pPr>
       <w:r>
-        <w:t>1.</w:t>
-      </w:r>
-      <w:r>
-        <w:t>1 Gestión de Clientes</w:t>
+        <w:t>1.1 Gestión de Clientes</w:t>
       </w:r>
     </w:p>
     <w:tbl>
@@ -891,14 +870,7 @@
                 <w:sz w:val="20"/>
                 <w:szCs w:val="20"/>
               </w:rPr>
-              <w:t>El sistema debe permitir consultar los vehícul</w:t>
-            </w:r>
-            <w:r>
-              <w:rPr>
-                <w:sz w:val="20"/>
-                <w:szCs w:val="20"/>
-              </w:rPr>
-              <w:t>os por marca.</w:t>
+              <w:t>El sistema debe permitir consultar los vehículos por marca.</w:t>
             </w:r>
           </w:p>
         </w:tc>
@@ -1331,14 +1303,7 @@
                 <w:sz w:val="20"/>
                 <w:szCs w:val="20"/>
               </w:rPr>
-              <w:t>El sistem</w:t>
-            </w:r>
-            <w:r>
-              <w:rPr>
-                <w:sz w:val="20"/>
-                <w:szCs w:val="20"/>
-              </w:rPr>
-              <w:t>a debe permitir consultar las ventas registradas, mostrando fecha, cliente, vehículo, precio base, descuento y total.</w:t>
+              <w:t>El sistema debe permitir consultar las ventas registradas, mostrando fecha, cliente, vehículo, precio base, descuento y total.</w:t>
             </w:r>
           </w:p>
         </w:tc>
@@ -1872,55 +1837,7 @@
                 <w:sz w:val="20"/>
                 <w:szCs w:val="20"/>
               </w:rPr>
-              <w:t xml:space="preserve">El sistema debe convertir el valor del vehículo de COP a USD usando la tasa consultada y entregarlo mediante un </w:t>
-            </w:r>
-            <w:proofErr w:type="spellStart"/>
-            <w:r>
-              <w:rPr>
-                <w:sz w:val="20"/>
-                <w:szCs w:val="20"/>
-              </w:rPr>
-              <w:t>endpoint</w:t>
-            </w:r>
-            <w:proofErr w:type="spellEnd"/>
-            <w:r>
-              <w:rPr>
-                <w:sz w:val="20"/>
-                <w:szCs w:val="20"/>
-              </w:rPr>
-              <w:t xml:space="preserve"> propio (GET /</w:t>
-            </w:r>
-            <w:proofErr w:type="spellStart"/>
-            <w:r>
-              <w:rPr>
-                <w:sz w:val="20"/>
-                <w:szCs w:val="20"/>
-              </w:rPr>
-              <w:t>vehiculos</w:t>
-            </w:r>
-            <w:proofErr w:type="spellEnd"/>
-            <w:r>
-              <w:rPr>
-                <w:sz w:val="20"/>
-                <w:szCs w:val="20"/>
-              </w:rPr>
-              <w:t>/{id}/precio-</w:t>
-            </w:r>
-            <w:proofErr w:type="spellStart"/>
-            <w:r>
-              <w:rPr>
-                <w:sz w:val="20"/>
-                <w:szCs w:val="20"/>
-              </w:rPr>
-              <w:t>usd</w:t>
-            </w:r>
-            <w:proofErr w:type="spellEnd"/>
-            <w:r>
-              <w:rPr>
-                <w:sz w:val="20"/>
-                <w:szCs w:val="20"/>
-              </w:rPr>
-              <w:t>).</w:t>
+              <w:t xml:space="preserve">El sistema debe convertir el valor del vehículo de COP a USD usando la tasa consultada y entregarlo mediante un endpoint propio (GET /vehiculos/{id}/precio-usd).</w:t>
             </w:r>
           </w:p>
         </w:tc>
@@ -2303,14 +2220,7 @@
                 <w:sz w:val="20"/>
                 <w:szCs w:val="20"/>
               </w:rPr>
-              <w:t>El sistema debe asignar automáticamente la fecha de la venta al cr</w:t>
-            </w:r>
-            <w:r>
-              <w:rPr>
-                <w:sz w:val="20"/>
-                <w:szCs w:val="20"/>
-              </w:rPr>
-              <w:t>earla, sin que el usuario la ingrese.</w:t>
+              <w:t>El sistema debe asignar automáticamente la fecha de la venta al crearla, sin que el usuario la ingrese.</w:t>
             </w:r>
           </w:p>
         </w:tc>
@@ -2495,14 +2405,7 @@
                 <w:sz w:val="20"/>
                 <w:szCs w:val="20"/>
               </w:rPr>
-              <w:t xml:space="preserve">El sistema debe validar que el correo de cada cliente sea único, rechazando </w:t>
-            </w:r>
-            <w:r>
-              <w:rPr>
-                <w:sz w:val="20"/>
-                <w:szCs w:val="20"/>
-              </w:rPr>
-              <w:t>registros o actualizaciones que lo dupliquen.</w:t>
+              <w:t xml:space="preserve">El sistema debe validar que el correo de cada cliente sea único, rechazando registros o actualizaciones que lo dupliquen.</w:t>
             </w:r>
           </w:p>
         </w:tc>
@@ -2686,14 +2589,7 @@
                 <w:sz w:val="20"/>
                 <w:szCs w:val="20"/>
               </w:rPr>
-              <w:t>El sistema debe responder los errores con un formato único (fecha, estado y mensaje) cuando un</w:t>
-            </w:r>
-            <w:r>
-              <w:rPr>
-                <w:sz w:val="20"/>
-                <w:szCs w:val="20"/>
-              </w:rPr>
-              <w:t xml:space="preserve"> registro no exista, un dato sea inválido o una regla de negocio no se cumpla.</w:t>
+              <w:t xml:space="preserve">El sistema debe responder los errores con un formato único (fecha, estado y mensaje) cuando un registro no exista, un dato sea inválido o una regla de negocio no se cumpla.</w:t>
             </w:r>
           </w:p>
         </w:tc>
@@ -2714,21 +2610,12 @@
             </w:tcMar>
           </w:tcPr>
           <w:p>
-            <w:proofErr w:type="spellStart"/>
-            <w:r>
-              <w:rPr>
-                <w:sz w:val="20"/>
-                <w:szCs w:val="20"/>
-              </w:rPr>
-              <w:t>Req</w:t>
-            </w:r>
-            <w:proofErr w:type="spellEnd"/>
-            <w:r>
-              <w:rPr>
-                <w:sz w:val="20"/>
-                <w:szCs w:val="20"/>
-              </w:rPr>
-              <w:t>. técnicos</w:t>
+            <w:r>
+              <w:rPr>
+                <w:sz w:val="20"/>
+                <w:szCs w:val="20"/>
+              </w:rPr>
+              <w:t>Req. técnicos</w:t>
             </w:r>
           </w:p>
         </w:tc>
@@ -2860,16 +2747,7 @@
                 <w:sz w:val="20"/>
                 <w:szCs w:val="20"/>
               </w:rPr>
-              <w:t>R</w:t>
-            </w:r>
-            <w:r>
-              <w:rPr>
-                <w:b/>
-                <w:bCs/>
-                <w:sz w:val="20"/>
-                <w:szCs w:val="20"/>
-              </w:rPr>
-              <w:t>F28</w:t>
+              <w:t>RF28</w:t>
             </w:r>
           </w:p>
         </w:tc>
@@ -2895,7 +2773,7 @@
                 <w:sz w:val="20"/>
                 <w:szCs w:val="20"/>
               </w:rPr>
-              <w:t>El sistema debe permitir finalizar un mantenimiento (PUT /mantenimientos/{id}/finalizar), registrando cuándo terminó y devolviendo el vehículo a DISPONIBLE.</w:t>
+              <w:t>El sistema debe permitir terminar un mantenimiento devolviendo el vehículo de EN_MANTENIMIENTO a DISPONIBLE mediante la actualización del vehículo (PUT /vehiculos/{id}). No existe un endpoint aparte para finalizar mantenimientos.</w:t>
             </w:r>
           </w:p>
         </w:tc>
@@ -2987,7 +2865,7 @@
                 <w:sz w:val="20"/>
                 <w:szCs w:val="20"/>
               </w:rPr>
-              <w:t>El sistema debe impedir registrar un mantenimiento a un vehículo con estado VENDIDO.</w:t>
+              <w:t>El sistema debe impedir registrar un mantenimiento a un vehículo con estado VENDIDO o que ya esté EN_MANTENIMIENTO (error 409).</w:t>
             </w:r>
           </w:p>
         </w:tc>
@@ -3079,7 +2957,7 @@
                 <w:sz w:val="20"/>
                 <w:szCs w:val="20"/>
               </w:rPr>
-              <w:t>El sistema debe impedir eliminar un cliente que tenga ventas asociadas (error 409), conservando el historial de ventas.</w:t>
+              <w:t>El sistema debe impedir eliminar un cliente que tenga ventas asociadas, o un vehículo que tenga ventas o mantenimientos asociados (error 409), conservando el historial.</w:t>
             </w:r>
           </w:p>
         </w:tc>
@@ -3122,10 +3000,7 @@
       </w:pPr>
       <w:r>
         <w:lastRenderedPageBreak/>
-        <w:t>2. Regla</w:t>
-      </w:r>
-      <w:r>
-        <w:t>s de Negocio</w:t>
+        <w:t>2. Reglas de Negocio</w:t>
       </w:r>
     </w:p>
     <w:tbl>
@@ -3186,17 +3061,7 @@
                 <w:sz w:val="20"/>
                 <w:szCs w:val="20"/>
               </w:rPr>
-              <w:t>I</w:t>
-            </w:r>
-            <w:r>
-              <w:rPr>
-                <w:b/>
-                <w:bCs/>
-                <w:color w:val="FFFFFF"/>
-                <w:sz w:val="20"/>
-                <w:szCs w:val="20"/>
-              </w:rPr>
-              <w:t>D</w:t>
+              <w:t>ID</w:t>
             </w:r>
           </w:p>
         </w:tc>
@@ -4038,135 +3903,7 @@
                 <w:sz w:val="20"/>
                 <w:szCs w:val="20"/>
               </w:rPr>
-              <w:t>El sistema debe estar organizado en arquitectura por capas (</w:t>
-            </w:r>
-            <w:proofErr w:type="spellStart"/>
-            <w:r>
-              <w:rPr>
-                <w:sz w:val="20"/>
-                <w:szCs w:val="20"/>
-              </w:rPr>
-              <w:t>controller</w:t>
-            </w:r>
-            <w:proofErr w:type="spellEnd"/>
-            <w:r>
-              <w:rPr>
-                <w:sz w:val="20"/>
-                <w:szCs w:val="20"/>
-              </w:rPr>
-              <w:t xml:space="preserve">, </w:t>
-            </w:r>
-            <w:proofErr w:type="spellStart"/>
-            <w:r>
-              <w:rPr>
-                <w:sz w:val="20"/>
-                <w:szCs w:val="20"/>
-              </w:rPr>
-              <w:t>service</w:t>
-            </w:r>
-            <w:proofErr w:type="spellEnd"/>
-            <w:r>
-              <w:rPr>
-                <w:sz w:val="20"/>
-                <w:szCs w:val="20"/>
-              </w:rPr>
-              <w:t xml:space="preserve">, </w:t>
-            </w:r>
-            <w:proofErr w:type="spellStart"/>
-            <w:r>
-              <w:rPr>
-                <w:sz w:val="20"/>
-                <w:szCs w:val="20"/>
-              </w:rPr>
-              <w:t>repository</w:t>
-            </w:r>
-            <w:proofErr w:type="spellEnd"/>
-            <w:r>
-              <w:rPr>
-                <w:sz w:val="20"/>
-                <w:szCs w:val="20"/>
-              </w:rPr>
-              <w:t xml:space="preserve">, </w:t>
-            </w:r>
-            <w:proofErr w:type="spellStart"/>
-            <w:r>
-              <w:rPr>
-                <w:sz w:val="20"/>
-                <w:szCs w:val="20"/>
-              </w:rPr>
-              <w:t>entity</w:t>
-            </w:r>
-            <w:proofErr w:type="spellEnd"/>
-            <w:r>
-              <w:rPr>
-                <w:sz w:val="20"/>
-                <w:szCs w:val="20"/>
-              </w:rPr>
-              <w:t xml:space="preserve">, </w:t>
-            </w:r>
-            <w:proofErr w:type="spellStart"/>
-            <w:r>
-              <w:rPr>
-                <w:sz w:val="20"/>
-                <w:szCs w:val="20"/>
-              </w:rPr>
-              <w:t>dto</w:t>
-            </w:r>
-            <w:proofErr w:type="spellEnd"/>
-            <w:r>
-              <w:rPr>
-                <w:sz w:val="20"/>
-                <w:szCs w:val="20"/>
-              </w:rPr>
-              <w:t xml:space="preserve">, </w:t>
-            </w:r>
-            <w:proofErr w:type="spellStart"/>
-            <w:r>
-              <w:rPr>
-                <w:sz w:val="20"/>
-                <w:szCs w:val="20"/>
-              </w:rPr>
-              <w:t>exception</w:t>
-            </w:r>
-            <w:proofErr w:type="spellEnd"/>
-            <w:r>
-              <w:rPr>
-                <w:sz w:val="20"/>
-                <w:szCs w:val="20"/>
-              </w:rPr>
-              <w:t xml:space="preserve">, </w:t>
-            </w:r>
-            <w:proofErr w:type="spellStart"/>
-            <w:r>
-              <w:rPr>
-                <w:sz w:val="20"/>
-                <w:szCs w:val="20"/>
-              </w:rPr>
-              <w:t>client</w:t>
-            </w:r>
-            <w:proofErr w:type="spellEnd"/>
-            <w:r>
-              <w:rPr>
-                <w:sz w:val="20"/>
-                <w:szCs w:val="20"/>
-              </w:rPr>
-              <w:t xml:space="preserve"> y </w:t>
-            </w:r>
-            <w:proofErr w:type="spellStart"/>
-            <w:r>
-              <w:rPr>
-                <w:sz w:val="20"/>
-                <w:szCs w:val="20"/>
-              </w:rPr>
-              <w:t>config</w:t>
-            </w:r>
-            <w:proofErr w:type="spellEnd"/>
-            <w:r>
-              <w:rPr>
-                <w:sz w:val="20"/>
-                <w:szCs w:val="20"/>
-              </w:rPr>
-              <w:t>), separando las responsabilidades de cada una.</w:t>
+              <w:t xml:space="preserve">El sistema debe estar organizado en arquitectura por capas (controller, service, repository, model, dto, exception, client y config), separando las responsabilidades de cada una.</w:t>
             </w:r>
           </w:p>
         </w:tc>
@@ -4350,46 +4087,7 @@
                 <w:sz w:val="20"/>
                 <w:szCs w:val="20"/>
               </w:rPr>
-              <w:t xml:space="preserve">Toda entrada debe validarse mediante </w:t>
-            </w:r>
-            <w:proofErr w:type="spellStart"/>
-            <w:r>
-              <w:rPr>
-                <w:sz w:val="20"/>
-                <w:szCs w:val="20"/>
-              </w:rPr>
-              <w:t>Bean</w:t>
-            </w:r>
-            <w:proofErr w:type="spellEnd"/>
-            <w:r>
-              <w:rPr>
-                <w:sz w:val="20"/>
-                <w:szCs w:val="20"/>
-              </w:rPr>
-              <w:t xml:space="preserve"> </w:t>
-            </w:r>
-            <w:proofErr w:type="spellStart"/>
-            <w:r>
-              <w:rPr>
-                <w:sz w:val="20"/>
-                <w:szCs w:val="20"/>
-              </w:rPr>
-              <w:t>Validation</w:t>
-            </w:r>
-            <w:proofErr w:type="spellEnd"/>
-            <w:r>
-              <w:rPr>
-                <w:sz w:val="20"/>
-                <w:szCs w:val="20"/>
-              </w:rPr>
-              <w:t xml:space="preserve"> (@NotBla</w:t>
-            </w:r>
-            <w:r>
-              <w:rPr>
-                <w:sz w:val="20"/>
-                <w:szCs w:val="20"/>
-              </w:rPr>
-              <w:t>nk, @Email, entre otras) antes de procesarse, y las reglas de unicidad (placa y correo) deben respaldarse también con restricciones en la base de datos.</w:t>
+              <w:t xml:space="preserve">Toda entrada debe validarse mediante Bean Validation (@NotBlank, @Email, entre otras) antes de procesarse, y las reglas de unicidad (placa y correo) deben respaldarse también con restricciones en la base de datos.</w:t>
             </w:r>
           </w:p>
         </w:tc>
@@ -4481,14 +4179,7 @@
                 <w:sz w:val="20"/>
                 <w:szCs w:val="20"/>
               </w:rPr>
-              <w:t>Las operaciones de consulta y registro deben responder en menos de 2 segundos en con</w:t>
-            </w:r>
-            <w:r>
-              <w:rPr>
-                <w:sz w:val="20"/>
-                <w:szCs w:val="20"/>
-              </w:rPr>
-              <w:t>diciones normales. Las consultas que dependen de la API externa pueden tardar más, con un tiempo de espera máximo definido.</w:t>
+              <w:t>Las operaciones de consulta y registro deben responder en menos de 2 segundos en condiciones normales. Las consultas que dependen de la API externa pueden tardar más, con un tiempo de espera máximo definido.</w:t>
             </w:r>
           </w:p>
         </w:tc>
@@ -4672,14 +4363,7 @@
                 <w:sz w:val="20"/>
                 <w:szCs w:val="20"/>
               </w:rPr>
-              <w:t>El registro de una venta y el cambio de estado del vehículo</w:t>
-            </w:r>
-            <w:r>
-              <w:rPr>
-                <w:sz w:val="20"/>
-                <w:szCs w:val="20"/>
-              </w:rPr>
-              <w:t xml:space="preserve"> deben ejecutarse en una sola transacción: o se completan ambos o ninguno.</w:t>
+              <w:t xml:space="preserve">El registro de una venta y el cambio de estado del vehículo deben ejecutarse en una sola transacción: o se completan ambos o ninguno.</w:t>
             </w:r>
           </w:p>
         </w:tc>
@@ -4771,39 +4455,7 @@
                 <w:sz w:val="20"/>
                 <w:szCs w:val="20"/>
               </w:rPr>
-              <w:t xml:space="preserve">Todos los montos de dinero (precios, descuentos, totales, costos y conversiones) deben manejarse con </w:t>
-            </w:r>
-            <w:proofErr w:type="spellStart"/>
-            <w:r>
-              <w:rPr>
-                <w:sz w:val="20"/>
-                <w:szCs w:val="20"/>
-              </w:rPr>
-              <w:t>BigDecimal</w:t>
-            </w:r>
-            <w:proofErr w:type="spellEnd"/>
-            <w:r>
-              <w:rPr>
-                <w:sz w:val="20"/>
-                <w:szCs w:val="20"/>
-              </w:rPr>
-              <w:t xml:space="preserve">, nunca con </w:t>
-            </w:r>
-            <w:proofErr w:type="spellStart"/>
-            <w:r>
-              <w:rPr>
-                <w:sz w:val="20"/>
-                <w:szCs w:val="20"/>
-              </w:rPr>
-              <w:t>double</w:t>
-            </w:r>
-            <w:proofErr w:type="spellEnd"/>
-            <w:r>
-              <w:rPr>
-                <w:sz w:val="20"/>
-                <w:szCs w:val="20"/>
-              </w:rPr>
-              <w:t>.</w:t>
+              <w:t xml:space="preserve">Todos los montos de dinero (precios, descuentos, totales, costos y conversiones) deben manejarse con BigDecimal, nunca con double.</w:t>
             </w:r>
           </w:p>
         </w:tc>
@@ -4869,14 +4521,7 @@
                 <w:sz w:val="20"/>
                 <w:szCs w:val="20"/>
               </w:rPr>
-              <w:t>Portabilidad y pr</w:t>
-            </w:r>
-            <w:r>
-              <w:rPr>
-                <w:sz w:val="20"/>
-                <w:szCs w:val="20"/>
-              </w:rPr>
-              <w:t>uebas</w:t>
+              <w:t>Portabilidad y pruebas</w:t>
             </w:r>
           </w:p>
         </w:tc>
@@ -4902,73 +4547,7 @@
                 <w:sz w:val="20"/>
                 <w:szCs w:val="20"/>
               </w:rPr>
-              <w:t xml:space="preserve">El sistema debe construirse con Java 21, Spring </w:t>
-            </w:r>
-            <w:proofErr w:type="spellStart"/>
-            <w:r>
-              <w:rPr>
-                <w:sz w:val="20"/>
-                <w:szCs w:val="20"/>
-              </w:rPr>
-              <w:t>Boot</w:t>
-            </w:r>
-            <w:proofErr w:type="spellEnd"/>
-            <w:r>
-              <w:rPr>
-                <w:sz w:val="20"/>
-                <w:szCs w:val="20"/>
-              </w:rPr>
-              <w:t>, JPA/</w:t>
-            </w:r>
-            <w:proofErr w:type="spellStart"/>
-            <w:r>
-              <w:rPr>
-                <w:sz w:val="20"/>
-                <w:szCs w:val="20"/>
-              </w:rPr>
-              <w:t>Hibernate</w:t>
-            </w:r>
-            <w:proofErr w:type="spellEnd"/>
-            <w:r>
-              <w:rPr>
-                <w:sz w:val="20"/>
-                <w:szCs w:val="20"/>
-              </w:rPr>
-              <w:t xml:space="preserve"> y PostgreSQL, con la URL y credenciales en </w:t>
-            </w:r>
-            <w:proofErr w:type="spellStart"/>
-            <w:proofErr w:type="gramStart"/>
-            <w:r>
-              <w:rPr>
-                <w:sz w:val="20"/>
-                <w:szCs w:val="20"/>
-              </w:rPr>
-              <w:t>application.properties</w:t>
-            </w:r>
-            <w:proofErr w:type="spellEnd"/>
-            <w:proofErr w:type="gramEnd"/>
-            <w:r>
-              <w:rPr>
-                <w:sz w:val="20"/>
-                <w:szCs w:val="20"/>
-              </w:rPr>
-              <w:t xml:space="preserve">, y debe poder probarse completamente mediante una colección de </w:t>
-            </w:r>
-            <w:proofErr w:type="spellStart"/>
-            <w:r>
-              <w:rPr>
-                <w:sz w:val="20"/>
-                <w:szCs w:val="20"/>
-              </w:rPr>
-              <w:t>Postman</w:t>
-            </w:r>
-            <w:proofErr w:type="spellEnd"/>
-            <w:r>
-              <w:rPr>
-                <w:sz w:val="20"/>
-                <w:szCs w:val="20"/>
-              </w:rPr>
-              <w:t>.</w:t>
+              <w:t xml:space="preserve">El sistema debe construirse con Java 17, Spring Boot, JPA/Hibernate y PostgreSQL, con la URL y el usuario de la base de datos en application.properties y la contraseña en la variable de entorno DB_PASSWORD, y debe poder probarse completamente mediante una colección de Postman.</w:t>
             </w:r>
           </w:p>
         </w:tc>
@@ -5086,10 +4665,7 @@
         <w:spacing w:after="60"/>
       </w:pPr>
       <w:r>
-        <w:t xml:space="preserve">Dado datos válidos, cuando registro el cliente, entonces el sistema lo </w:t>
-      </w:r>
-      <w:r>
-        <w:t>guarda y responde 201 con el cliente creado.</w:t>
+        <w:t xml:space="preserve">Dado datos válidos, cuando registro el cliente, entonces el sistema lo guarda y responde 201 con el cliente creado.</w:t>
       </w:r>
     </w:p>
     <w:p>
@@ -5102,7 +4678,7 @@
         <w:spacing w:after="60"/>
       </w:pPr>
       <w:r>
-        <w:t>Dado un correo que ya existe, cuando intento registrarlo, entonces el sistema responde con error y un mensaje claro.</w:t>
+        <w:t>Dado un correo que ya existe, cuando intento registrarlo, entonces el sistema responde 409 con un mensaje claro.</w:t>
       </w:r>
     </w:p>
     <w:p>
@@ -5115,10 +4691,7 @@
         <w:spacing w:after="60"/>
       </w:pPr>
       <w:r>
-        <w:t>Dado un correo con formato inválido o un campo obligatorio vacío, entonces el sistema responde</w:t>
-      </w:r>
-      <w:r>
-        <w:t xml:space="preserve"> 400 indicando el campo con error.</w:t>
+        <w:t xml:space="preserve">Dado un correo con formato inválido o un campo obligatorio vacío, entonces el sistema responde 400 indicando el campo con error.</w:t>
       </w:r>
     </w:p>
     <w:p>
@@ -5211,10 +4784,7 @@
         <w:spacing w:after="60"/>
       </w:pPr>
       <w:r>
-        <w:t>Cuando consult</w:t>
-      </w:r>
-      <w:r>
-        <w:t>o GET /clientes, entonces recibo la lista de clientes en formato JSON.</w:t>
+        <w:t>Cuando consulto GET /clientes, entonces recibo la lista de clientes en formato JSON.</w:t>
       </w:r>
     </w:p>
     <w:p>
@@ -5282,10 +4852,7 @@
         <w:t xml:space="preserve">quiero </w:t>
       </w:r>
       <w:r>
-        <w:t>actualizar los datos de un clien</w:t>
-      </w:r>
-      <w:r>
-        <w:t xml:space="preserve">te, </w:t>
+        <w:t xml:space="preserve">actualizar los datos de un cliente, </w:t>
       </w:r>
       <w:r>
         <w:rPr>
@@ -5349,10 +4916,7 @@
         <w:spacing w:after="60"/>
       </w:pPr>
       <w:r>
-        <w:t>Dado u</w:t>
-      </w:r>
-      <w:r>
-        <w:t>n correo que pertenece a otro cliente, entonces el sistema rechaza la actualización.</w:t>
+        <w:t>Dado un correo que pertenece a otro cliente, entonces el sistema responde 409 y no guarda los cambios.</w:t>
       </w:r>
     </w:p>
     <w:p>
@@ -5525,7 +5089,7 @@
         <w:t xml:space="preserve">Como </w:t>
       </w:r>
       <w:r>
-        <w:t xml:space="preserve">administrador del inventario, </w:t>
+        <w:t xml:space="preserve">administrador, </w:t>
       </w:r>
       <w:r>
         <w:rPr>
@@ -5545,10 +5109,7 @@
         <w:t xml:space="preserve">para </w:t>
       </w:r>
       <w:r>
-        <w:t>tener contr</w:t>
-      </w:r>
-      <w:r>
-        <w:t>olado el inventario sin errores en los precios.</w:t>
+        <w:t>tener controlado el inventario sin errores en los precios.</w:t>
       </w:r>
     </w:p>
     <w:p>
@@ -5589,10 +5150,7 @@
         <w:spacing w:after="60"/>
       </w:pPr>
       <w:r>
-        <w:t>Dado una placa que ya existe, entonces el sistema rechaza el registro con un mensaje cl</w:t>
-      </w:r>
-      <w:r>
-        <w:t>aro.</w:t>
+        <w:t>Dado una placa que ya existe, entonces el sistema responde 409 con un mensaje claro.</w:t>
       </w:r>
     </w:p>
     <w:p>
@@ -5698,15 +5256,7 @@
         <w:spacing w:after="60"/>
       </w:pPr>
       <w:r>
-        <w:t>Cuando consulto GET /</w:t>
-      </w:r>
-      <w:proofErr w:type="spellStart"/>
-      <w:r>
-        <w:t>vehiculos</w:t>
-      </w:r>
-      <w:proofErr w:type="spellEnd"/>
-      <w:r>
-        <w:t>, entonces recibo todos los vehículos con su estado actual.</w:t>
+        <w:t>Cuando consulto GET /vehiculos, entonces recibo todos los vehículos con su estado actual.</w:t>
       </w:r>
     </w:p>
     <w:p>
@@ -5764,7 +5314,7 @@
         <w:t xml:space="preserve">Como </w:t>
       </w:r>
       <w:r>
-        <w:t xml:space="preserve">administrador del inventario, </w:t>
+        <w:t xml:space="preserve">administrador, </w:t>
       </w:r>
       <w:r>
         <w:rPr>
@@ -5774,10 +5324,7 @@
         <w:t xml:space="preserve">quiero </w:t>
       </w:r>
       <w:r>
-        <w:t>actualizar los dat</w:t>
-      </w:r>
-      <w:r>
-        <w:t xml:space="preserve">os de un vehículo, </w:t>
+        <w:t xml:space="preserve">actualizar los datos de un vehículo, </w:t>
       </w:r>
       <w:r>
         <w:rPr>
@@ -5828,10 +5375,7 @@
         <w:spacing w:after="60"/>
       </w:pPr>
       <w:r>
-        <w:t>Dado una placa de otro vehículo o un precio negativo, en</w:t>
-      </w:r>
-      <w:r>
-        <w:t>tonces el sistema rechaza la actualización.</w:t>
+        <w:t>Dado una placa de otro vehículo, entonces el sistema responde 409; dado un precio negativo, responde 400.</w:t>
       </w:r>
     </w:p>
     <w:p>
@@ -5874,7 +5418,7 @@
           <w:sz w:val="20"/>
           <w:szCs w:val="20"/>
         </w:rPr>
-        <w:t>RF08</w:t>
+        <w:t>RF08, RF30</w:t>
       </w:r>
     </w:p>
     <w:p>
@@ -5889,7 +5433,7 @@
         <w:t xml:space="preserve">Como </w:t>
       </w:r>
       <w:r>
-        <w:t xml:space="preserve">administrador del inventario, </w:t>
+        <w:t xml:space="preserve">administrador, </w:t>
       </w:r>
       <w:r>
         <w:rPr>
@@ -5937,7 +5481,7 @@
         <w:spacing w:after="60"/>
       </w:pPr>
       <w:r>
-        <w:t>Dado un vehículo existente, cuando lo elimino, entonces deja de aparecer en las consultas.</w:t>
+        <w:t>Dado un vehículo sin ventas ni mantenimientos, cuando lo elimino, entonces deja de aparecer en las consultas.</w:t>
       </w:r>
     </w:p>
     <w:p>
@@ -5950,91 +5494,7 @@
         <w:spacing w:after="60"/>
       </w:pPr>
       <w:r>
-        <w:t>Dado un identificador inexistente, entonces el sistema responde 404.</w:t>
-      </w:r>
-    </w:p>
-    <w:p>
-      <w:pPr>
-        <w:pStyle w:val="Ttulo3"/>
-        <w:keepNext/>
-      </w:pPr>
-      <w:r>
-        <w:t>HU09 – Consultar v</w:t>
-      </w:r>
-      <w:r>
-        <w:t>ehículos por marca</w:t>
-      </w:r>
-    </w:p>
-    <w:p>
-      <w:pPr>
-        <w:spacing w:after="80"/>
-      </w:pPr>
-      <w:r>
-        <w:rPr>
-          <w:b/>
-          <w:bCs/>
-          <w:sz w:val="20"/>
-          <w:szCs w:val="20"/>
-        </w:rPr>
-        <w:t xml:space="preserve">Cubre: </w:t>
-      </w:r>
-      <w:r>
-        <w:rPr>
-          <w:sz w:val="20"/>
-          <w:szCs w:val="20"/>
-        </w:rPr>
-        <w:t>RF09</w:t>
-      </w:r>
-    </w:p>
-    <w:p>
-      <w:pPr>
-        <w:spacing w:after="80"/>
-      </w:pPr>
-      <w:r>
-        <w:rPr>
-          <w:b/>
-          <w:bCs/>
-        </w:rPr>
-        <w:t xml:space="preserve">Como </w:t>
-      </w:r>
-      <w:r>
-        <w:t xml:space="preserve">cliente interesado (atendido por el asesor), </w:t>
-      </w:r>
-      <w:r>
-        <w:rPr>
-          <w:b/>
-          <w:bCs/>
-        </w:rPr>
-        <w:t xml:space="preserve">quiero </w:t>
-      </w:r>
-      <w:r>
-        <w:t xml:space="preserve">consultar los vehículos de una marca, </w:t>
-      </w:r>
-      <w:r>
-        <w:rPr>
-          <w:b/>
-          <w:bCs/>
-        </w:rPr>
-        <w:t xml:space="preserve">para </w:t>
-      </w:r>
-      <w:r>
-        <w:t>comparar las opciones disponibles de la marca que me interesa.</w:t>
-      </w:r>
-    </w:p>
-    <w:p>
-      <w:pPr>
-        <w:keepNext/>
-        <w:spacing w:after="40"/>
-      </w:pPr>
-      <w:r>
-        <w:rPr>
-          <w:b/>
-          <w:bCs/>
-          <w:sz w:val="21"/>
-          <w:szCs w:val="21"/>
-        </w:rPr>
-        <w:lastRenderedPageBreak/>
-        <w:t>Criterios de aceptación:</w:t>
+        <w:t>Dado un vehículo con ventas o mantenimientos asociados, entonces el sistema responde 409 y no lo elimina, conservando su historial.</w:t>
       </w:r>
     </w:p>
     <w:p>
@@ -6047,18 +5507,88 @@
         <w:spacing w:after="60"/>
       </w:pPr>
       <w:r>
-        <w:t>Cuando consulto GET /</w:t>
-      </w:r>
-      <w:proofErr w:type="spellStart"/>
-      <w:r>
-        <w:t>vehiculos</w:t>
-      </w:r>
-      <w:proofErr w:type="spellEnd"/>
-      <w:r>
-        <w:t>/marca/</w:t>
-      </w:r>
-      <w:r>
-        <w:t>{marca}, entonces recibo solo los vehículos de esa marca.</w:t>
+        <w:t>Dado un identificador inexistente, entonces el sistema responde 404.</w:t>
+      </w:r>
+    </w:p>
+    <w:p>
+      <w:pPr>
+        <w:pStyle w:val="Ttulo3"/>
+        <w:keepNext/>
+      </w:pPr>
+      <w:r>
+        <w:t>HU09 – Consultar vehículos por marca</w:t>
+      </w:r>
+    </w:p>
+    <w:p>
+      <w:pPr>
+        <w:spacing w:after="80"/>
+      </w:pPr>
+      <w:r>
+        <w:rPr>
+          <w:b/>
+          <w:bCs/>
+          <w:sz w:val="20"/>
+          <w:szCs w:val="20"/>
+        </w:rPr>
+        <w:t xml:space="preserve">Cubre: </w:t>
+      </w:r>
+      <w:r>
+        <w:rPr>
+          <w:sz w:val="20"/>
+          <w:szCs w:val="20"/>
+        </w:rPr>
+        <w:t>RF09</w:t>
+      </w:r>
+    </w:p>
+    <w:p>
+      <w:pPr>
+        <w:spacing w:after="80"/>
+      </w:pPr>
+      <w:r>
+        <w:rPr>
+          <w:b/>
+          <w:bCs/>
+        </w:rPr>
+        <w:t xml:space="preserve">Como </w:t>
+      </w:r>
+      <w:r>
+        <w:t xml:space="preserve">asesor de ventas, </w:t>
+      </w:r>
+      <w:r>
+        <w:rPr>
+          <w:b/>
+          <w:bCs/>
+        </w:rPr>
+        <w:t xml:space="preserve">quiero </w:t>
+      </w:r>
+      <w:r>
+        <w:t xml:space="preserve">consultar los vehículos de una marca, </w:t>
+      </w:r>
+      <w:r>
+        <w:rPr>
+          <w:b/>
+          <w:bCs/>
+        </w:rPr>
+        <w:t xml:space="preserve">para </w:t>
+      </w:r>
+      <w:r>
+        <w:t>mostrarle al cliente las opciones de la marca que le interesa.</w:t>
+      </w:r>
+    </w:p>
+    <w:p>
+      <w:pPr>
+        <w:keepNext/>
+        <w:spacing w:after="40"/>
+      </w:pPr>
+      <w:r>
+        <w:rPr>
+          <w:b/>
+          <w:bCs/>
+          <w:sz w:val="21"/>
+          <w:szCs w:val="21"/>
+        </w:rPr>
+        <w:lastRenderedPageBreak/>
+        <w:t>Criterios de aceptación:</w:t>
       </w:r>
     </w:p>
     <w:p>
@@ -6071,90 +5601,7 @@
         <w:spacing w:after="60"/>
       </w:pPr>
       <w:r>
-        <w:t>Si no hay vehículos de esa marca, entonces recibo una lista vacía.</w:t>
-      </w:r>
-    </w:p>
-    <w:p>
-      <w:pPr>
-        <w:pStyle w:val="Ttulo3"/>
-        <w:keepNext/>
-      </w:pPr>
-      <w:r>
-        <w:t>HU10 – Consultar vehículos disponibles</w:t>
-      </w:r>
-    </w:p>
-    <w:p>
-      <w:pPr>
-        <w:spacing w:after="80"/>
-      </w:pPr>
-      <w:r>
-        <w:rPr>
-          <w:b/>
-          <w:bCs/>
-          <w:sz w:val="20"/>
-          <w:szCs w:val="20"/>
-        </w:rPr>
-        <w:t xml:space="preserve">Cubre: </w:t>
-      </w:r>
-      <w:r>
-        <w:rPr>
-          <w:sz w:val="20"/>
-          <w:szCs w:val="20"/>
-        </w:rPr>
-        <w:t>RF10</w:t>
-      </w:r>
-    </w:p>
-    <w:p>
-      <w:pPr>
-        <w:spacing w:after="80"/>
-      </w:pPr>
-      <w:r>
-        <w:rPr>
-          <w:b/>
-          <w:bCs/>
-        </w:rPr>
-        <w:t xml:space="preserve">Como </w:t>
-      </w:r>
-      <w:r>
-        <w:t xml:space="preserve">asesor de ventas, </w:t>
-      </w:r>
-      <w:r>
-        <w:rPr>
-          <w:b/>
-          <w:bCs/>
-        </w:rPr>
-        <w:t xml:space="preserve">quiero </w:t>
-      </w:r>
-      <w:r>
-        <w:t xml:space="preserve">consultar los vehículos disponibles, </w:t>
-      </w:r>
-      <w:r>
-        <w:rPr>
-          <w:b/>
-          <w:bCs/>
-        </w:rPr>
-        <w:t xml:space="preserve">para </w:t>
-      </w:r>
-      <w:r>
-        <w:t xml:space="preserve">ofrecer </w:t>
-      </w:r>
-      <w:r>
-        <w:t>al cliente solo los vehículos que realmente puedo vender.</w:t>
-      </w:r>
-    </w:p>
-    <w:p>
-      <w:pPr>
-        <w:keepNext/>
-        <w:spacing w:after="40"/>
-      </w:pPr>
-      <w:r>
-        <w:rPr>
-          <w:b/>
-          <w:bCs/>
-          <w:sz w:val="21"/>
-          <w:szCs w:val="21"/>
-        </w:rPr>
-        <w:t>Criterios de aceptación:</w:t>
+        <w:t>Cuando consulto GET /vehiculos/marca/{marca}, entonces recibo solo los vehículos de esa marca.</w:t>
       </w:r>
     </w:p>
     <w:p>
@@ -6167,15 +5614,87 @@
         <w:spacing w:after="60"/>
       </w:pPr>
       <w:r>
-        <w:t>Cuando consulto GET /</w:t>
-      </w:r>
-      <w:proofErr w:type="spellStart"/>
-      <w:r>
-        <w:t>vehiculos</w:t>
-      </w:r>
-      <w:proofErr w:type="spellEnd"/>
-      <w:r>
-        <w:t>/disponibles, entonces recibo únicamente los vehículos con estado DISPONIBLE.</w:t>
+        <w:t>Si no hay vehículos de esa marca, entonces recibo una lista vacía.</w:t>
+      </w:r>
+    </w:p>
+    <w:p>
+      <w:pPr>
+        <w:pStyle w:val="Ttulo3"/>
+        <w:keepNext/>
+      </w:pPr>
+      <w:r>
+        <w:t>HU10 – Consultar vehículos disponibles</w:t>
+      </w:r>
+    </w:p>
+    <w:p>
+      <w:pPr>
+        <w:spacing w:after="80"/>
+      </w:pPr>
+      <w:r>
+        <w:rPr>
+          <w:b/>
+          <w:bCs/>
+          <w:sz w:val="20"/>
+          <w:szCs w:val="20"/>
+        </w:rPr>
+        <w:t xml:space="preserve">Cubre: </w:t>
+      </w:r>
+      <w:r>
+        <w:rPr>
+          <w:sz w:val="20"/>
+          <w:szCs w:val="20"/>
+        </w:rPr>
+        <w:t>RF10</w:t>
+      </w:r>
+    </w:p>
+    <w:p>
+      <w:pPr>
+        <w:spacing w:after="80"/>
+      </w:pPr>
+      <w:r>
+        <w:rPr>
+          <w:b/>
+          <w:bCs/>
+        </w:rPr>
+        <w:t xml:space="preserve">Como </w:t>
+      </w:r>
+      <w:r>
+        <w:t xml:space="preserve">asesor de ventas, </w:t>
+      </w:r>
+      <w:r>
+        <w:rPr>
+          <w:b/>
+          <w:bCs/>
+        </w:rPr>
+        <w:t xml:space="preserve">quiero </w:t>
+      </w:r>
+      <w:r>
+        <w:t xml:space="preserve">consultar los vehículos disponibles, </w:t>
+      </w:r>
+      <w:r>
+        <w:rPr>
+          <w:b/>
+          <w:bCs/>
+        </w:rPr>
+        <w:t xml:space="preserve">para </w:t>
+      </w:r>
+      <w:r>
+        <w:t xml:space="preserve">ofrecer al cliente solo los vehículos que realmente puedo vender.</w:t>
+      </w:r>
+    </w:p>
+    <w:p>
+      <w:pPr>
+        <w:keepNext/>
+        <w:spacing w:after="40"/>
+      </w:pPr>
+      <w:r>
+        <w:rPr>
+          <w:b/>
+          <w:bCs/>
+          <w:sz w:val="21"/>
+          <w:szCs w:val="21"/>
+        </w:rPr>
+        <w:t>Criterios de aceptación:</w:t>
       </w:r>
     </w:p>
     <w:p>
@@ -6188,98 +5707,7 @@
         <w:spacing w:after="60"/>
       </w:pPr>
       <w:r>
-        <w:t>Los vehículos VENDIDO o EN_MANTENIMIENTO no aparecen en el result</w:t>
-      </w:r>
-      <w:r>
-        <w:t>ado.</w:t>
-      </w:r>
-    </w:p>
-    <w:p>
-      <w:pPr>
-        <w:pStyle w:val="Ttulo2"/>
-      </w:pPr>
-      <w:r>
-        <w:t>Módulo Ventas</w:t>
-      </w:r>
-    </w:p>
-    <w:p>
-      <w:pPr>
-        <w:pStyle w:val="Ttulo3"/>
-        <w:keepNext/>
-      </w:pPr>
-      <w:r>
-        <w:t>HU11 – Registrar venta</w:t>
-      </w:r>
-    </w:p>
-    <w:p>
-      <w:pPr>
-        <w:spacing w:after="80"/>
-      </w:pPr>
-      <w:r>
-        <w:rPr>
-          <w:b/>
-          <w:bCs/>
-          <w:sz w:val="20"/>
-          <w:szCs w:val="20"/>
-        </w:rPr>
-        <w:t xml:space="preserve">Cubre: </w:t>
-      </w:r>
-      <w:r>
-        <w:rPr>
-          <w:sz w:val="20"/>
-          <w:szCs w:val="20"/>
-        </w:rPr>
-        <w:t>RF11, RF13, RF20, RF22</w:t>
-      </w:r>
-    </w:p>
-    <w:p>
-      <w:pPr>
-        <w:spacing w:after="80"/>
-      </w:pPr>
-      <w:r>
-        <w:rPr>
-          <w:b/>
-          <w:bCs/>
-        </w:rPr>
-        <w:t xml:space="preserve">Como </w:t>
-      </w:r>
-      <w:r>
-        <w:t xml:space="preserve">asesor de ventas, </w:t>
-      </w:r>
-      <w:r>
-        <w:rPr>
-          <w:b/>
-          <w:bCs/>
-        </w:rPr>
-        <w:t xml:space="preserve">quiero </w:t>
-      </w:r>
-      <w:r>
-        <w:t xml:space="preserve">registrar una venta indicando el cliente y el vehículo, </w:t>
-      </w:r>
-      <w:r>
-        <w:rPr>
-          <w:b/>
-          <w:bCs/>
-        </w:rPr>
-        <w:t xml:space="preserve">para </w:t>
-      </w:r>
-      <w:r>
-        <w:t>formalizar la venta y evitar ventas duplicadas.</w:t>
-      </w:r>
-    </w:p>
-    <w:p>
-      <w:pPr>
-        <w:keepNext/>
-        <w:spacing w:after="40"/>
-      </w:pPr>
-      <w:r>
-        <w:rPr>
-          <w:b/>
-          <w:bCs/>
-          <w:sz w:val="21"/>
-          <w:szCs w:val="21"/>
-        </w:rPr>
-        <w:t>Criterios de aceptación:</w:t>
+        <w:t>Cuando consulto GET /vehiculos/disponibles, entonces recibo únicamente los vehículos con estado DISPONIBLE.</w:t>
       </w:r>
     </w:p>
     <w:p>
@@ -6292,10 +5720,95 @@
         <w:spacing w:after="60"/>
       </w:pPr>
       <w:r>
-        <w:t>Dado un cliente y un</w:t>
-      </w:r>
-      <w:r>
-        <w:t xml:space="preserve"> vehículo DISPONIBLE, cuando registro la venta, entonces se guarda con la fecha asignada automáticamente y el vehículo pasa a VENDIDO.</w:t>
+        <w:t>Los vehículos VENDIDO o EN_MANTENIMIENTO no aparecen en el resultado.</w:t>
+      </w:r>
+    </w:p>
+    <w:p>
+      <w:pPr>
+        <w:pStyle w:val="Ttulo2"/>
+      </w:pPr>
+      <w:r>
+        <w:t>Módulo Ventas</w:t>
+      </w:r>
+    </w:p>
+    <w:p>
+      <w:pPr>
+        <w:pStyle w:val="Ttulo3"/>
+        <w:keepNext/>
+      </w:pPr>
+      <w:r>
+        <w:t>HU11 – Registrar venta</w:t>
+      </w:r>
+    </w:p>
+    <w:p>
+      <w:pPr>
+        <w:spacing w:after="80"/>
+      </w:pPr>
+      <w:r>
+        <w:rPr>
+          <w:b/>
+          <w:bCs/>
+          <w:sz w:val="20"/>
+          <w:szCs w:val="20"/>
+        </w:rPr>
+        <w:t xml:space="preserve">Cubre: </w:t>
+      </w:r>
+      <w:r>
+        <w:rPr>
+          <w:sz w:val="20"/>
+          <w:szCs w:val="20"/>
+        </w:rPr>
+        <w:t>RF11, RF13, RF20, RF22</w:t>
+      </w:r>
+    </w:p>
+    <w:p>
+      <w:pPr>
+        <w:spacing w:after="80"/>
+      </w:pPr>
+      <w:r>
+        <w:rPr>
+          <w:b/>
+          <w:bCs/>
+        </w:rPr>
+        <w:t xml:space="preserve">Como </w:t>
+      </w:r>
+      <w:r>
+        <w:t xml:space="preserve">asesor de ventas, </w:t>
+      </w:r>
+      <w:r>
+        <w:rPr>
+          <w:b/>
+          <w:bCs/>
+        </w:rPr>
+        <w:t xml:space="preserve">quiero </w:t>
+      </w:r>
+      <w:r>
+        <w:t xml:space="preserve">registrar una venta indicando el cliente y el vehículo, </w:t>
+      </w:r>
+      <w:r>
+        <w:rPr>
+          <w:b/>
+          <w:bCs/>
+        </w:rPr>
+        <w:t xml:space="preserve">para </w:t>
+      </w:r>
+      <w:r>
+        <w:t>formalizar la venta y evitar ventas duplicadas.</w:t>
+      </w:r>
+    </w:p>
+    <w:p>
+      <w:pPr>
+        <w:keepNext/>
+        <w:spacing w:after="40"/>
+      </w:pPr>
+      <w:r>
+        <w:rPr>
+          <w:b/>
+          <w:bCs/>
+          <w:sz w:val="21"/>
+          <w:szCs w:val="21"/>
+        </w:rPr>
+        <w:t>Criterios de aceptación:</w:t>
       </w:r>
     </w:p>
     <w:p>
@@ -6308,7 +5821,7 @@
         <w:spacing w:after="60"/>
       </w:pPr>
       <w:r>
-        <w:t>Dado un vehículo VENDIDO o EN_MANTENIMIENTO, entonces el sistema rechaza la venta con un mensaje que explica el motivo.</w:t>
+        <w:t xml:space="preserve">Dado un cliente y un vehículo DISPONIBLE, cuando registro la venta, entonces se guarda con la fecha asignada automáticamente y el vehículo pasa a VENDIDO.</w:t>
       </w:r>
     </w:p>
     <w:p>
@@ -6321,10 +5834,7 @@
         <w:spacing w:after="60"/>
       </w:pPr>
       <w:r>
-        <w:t>D</w:t>
-      </w:r>
-      <w:r>
-        <w:t>ado un cliente o vehículo inexistente, entonces el sistema responde 404.</w:t>
+        <w:t>Dado un vehículo VENDIDO o EN_MANTENIMIENTO, entonces el sistema responde 409 con un mensaje que explica el motivo.</w:t>
       </w:r>
     </w:p>
     <w:p>
@@ -6337,87 +5847,7 @@
         <w:spacing w:after="60"/>
       </w:pPr>
       <w:r>
-        <w:t>Si ocurre un error al guardar, entonces ni la venta ni el cambio de estado quedan registrados (transacción única).</w:t>
-      </w:r>
-    </w:p>
-    <w:p>
-      <w:pPr>
-        <w:pStyle w:val="Ttulo3"/>
-        <w:keepNext/>
-      </w:pPr>
-      <w:r>
-        <w:t>HU12 – Calcular total con descuento</w:t>
-      </w:r>
-    </w:p>
-    <w:p>
-      <w:pPr>
-        <w:spacing w:after="80"/>
-      </w:pPr>
-      <w:r>
-        <w:rPr>
-          <w:b/>
-          <w:bCs/>
-          <w:sz w:val="20"/>
-          <w:szCs w:val="20"/>
-        </w:rPr>
-        <w:t xml:space="preserve">Cubre: </w:t>
-      </w:r>
-      <w:r>
-        <w:rPr>
-          <w:sz w:val="20"/>
-          <w:szCs w:val="20"/>
-        </w:rPr>
-        <w:t>RF12, RF21</w:t>
-      </w:r>
-    </w:p>
-    <w:p>
-      <w:pPr>
-        <w:spacing w:after="80"/>
-      </w:pPr>
-      <w:r>
-        <w:rPr>
-          <w:b/>
-          <w:bCs/>
-        </w:rPr>
-        <w:t xml:space="preserve">Como </w:t>
-      </w:r>
-      <w:r>
-        <w:t xml:space="preserve">gerente, </w:t>
-      </w:r>
-      <w:r>
-        <w:rPr>
-          <w:b/>
-          <w:bCs/>
-        </w:rPr>
-        <w:t xml:space="preserve">quiero </w:t>
-      </w:r>
-      <w:r>
-        <w:t xml:space="preserve">que el sistema aplique el descuento y calcule el total automáticamente, </w:t>
-      </w:r>
-      <w:r>
-        <w:rPr>
-          <w:b/>
-          <w:bCs/>
-        </w:rPr>
-        <w:t xml:space="preserve">para </w:t>
-      </w:r>
-      <w:r>
-        <w:t>evitar errores manuales en los precios.</w:t>
-      </w:r>
-    </w:p>
-    <w:p>
-      <w:pPr>
-        <w:keepNext/>
-        <w:spacing w:after="40"/>
-      </w:pPr>
-      <w:r>
-        <w:rPr>
-          <w:b/>
-          <w:bCs/>
-          <w:sz w:val="21"/>
-          <w:szCs w:val="21"/>
-        </w:rPr>
-        <w:t>Criterios de aceptación:</w:t>
+        <w:t>Dado un cliente o vehículo inexistente, entonces el sistema responde 404.</w:t>
       </w:r>
     </w:p>
     <w:p>
@@ -6430,10 +5860,87 @@
         <w:spacing w:after="60"/>
       </w:pPr>
       <w:r>
-        <w:t xml:space="preserve">Dado un vehículo con precio mayor a $100.000.000 COP, entonces se aplica un descuento del 5% y el </w:t>
-      </w:r>
-      <w:r>
-        <w:t>total es el precio menos el descuento.</w:t>
+        <w:t>Si ocurre un error al guardar, entonces ni la venta ni el cambio de estado quedan registrados (transacción única).</w:t>
+      </w:r>
+    </w:p>
+    <w:p>
+      <w:pPr>
+        <w:pStyle w:val="Ttulo3"/>
+        <w:keepNext/>
+      </w:pPr>
+      <w:r>
+        <w:t>HU12 – Calcular total con descuento</w:t>
+      </w:r>
+    </w:p>
+    <w:p>
+      <w:pPr>
+        <w:spacing w:after="80"/>
+      </w:pPr>
+      <w:r>
+        <w:rPr>
+          <w:b/>
+          <w:bCs/>
+          <w:sz w:val="20"/>
+          <w:szCs w:val="20"/>
+        </w:rPr>
+        <w:t xml:space="preserve">Cubre: </w:t>
+      </w:r>
+      <w:r>
+        <w:rPr>
+          <w:sz w:val="20"/>
+          <w:szCs w:val="20"/>
+        </w:rPr>
+        <w:t>RF12, RF21</w:t>
+      </w:r>
+    </w:p>
+    <w:p>
+      <w:pPr>
+        <w:spacing w:after="80"/>
+      </w:pPr>
+      <w:r>
+        <w:rPr>
+          <w:b/>
+          <w:bCs/>
+        </w:rPr>
+        <w:t xml:space="preserve">Como </w:t>
+      </w:r>
+      <w:r>
+        <w:t xml:space="preserve">asesor de ventas, </w:t>
+      </w:r>
+      <w:r>
+        <w:rPr>
+          <w:b/>
+          <w:bCs/>
+        </w:rPr>
+        <w:t xml:space="preserve">quiero </w:t>
+      </w:r>
+      <w:r>
+        <w:t xml:space="preserve">que el sistema aplique el descuento y calcule el total automáticamente, </w:t>
+      </w:r>
+      <w:r>
+        <w:rPr>
+          <w:b/>
+          <w:bCs/>
+        </w:rPr>
+        <w:t xml:space="preserve">para </w:t>
+      </w:r>
+      <w:r>
+        <w:t>evitar errores manuales en los precios.</w:t>
+      </w:r>
+    </w:p>
+    <w:p>
+      <w:pPr>
+        <w:keepNext/>
+        <w:spacing w:after="40"/>
+      </w:pPr>
+      <w:r>
+        <w:rPr>
+          <w:b/>
+          <w:bCs/>
+          <w:sz w:val="21"/>
+          <w:szCs w:val="21"/>
+        </w:rPr>
+        <w:t>Criterios de aceptación:</w:t>
       </w:r>
     </w:p>
     <w:p>
@@ -6446,7 +5953,7 @@
         <w:spacing w:after="60"/>
       </w:pPr>
       <w:r>
-        <w:t>Dado un vehículo con precio menor o igual a $100.000.000 COP (incluido exactamente $100.000.000), entonces el descuento es 0 y el total es igual al precio.</w:t>
+        <w:t xml:space="preserve">Dado un vehículo con precio mayor a $100.000.000 COP, entonces se aplica un descuento del 5% y el total es el precio menos el descuento.</w:t>
       </w:r>
     </w:p>
     <w:p>
@@ -6459,91 +5966,7 @@
         <w:spacing w:after="60"/>
       </w:pPr>
       <w:r>
-        <w:t>La respuesta de la venta muestra precio base, descuento y tot</w:t>
-      </w:r>
-      <w:r>
-        <w:t>al.</w:t>
-      </w:r>
-    </w:p>
-    <w:p>
-      <w:pPr>
-        <w:pStyle w:val="Ttulo3"/>
-        <w:keepNext/>
-      </w:pPr>
-      <w:r>
-        <w:t>HU13 – Consultar ventas</w:t>
-      </w:r>
-    </w:p>
-    <w:p>
-      <w:pPr>
-        <w:spacing w:after="80"/>
-      </w:pPr>
-      <w:r>
-        <w:rPr>
-          <w:b/>
-          <w:bCs/>
-          <w:sz w:val="20"/>
-          <w:szCs w:val="20"/>
-        </w:rPr>
-        <w:t xml:space="preserve">Cubre: </w:t>
-      </w:r>
-      <w:r>
-        <w:rPr>
-          <w:sz w:val="20"/>
-          <w:szCs w:val="20"/>
-        </w:rPr>
-        <w:t>RF14</w:t>
-      </w:r>
-    </w:p>
-    <w:p>
-      <w:pPr>
-        <w:spacing w:after="80"/>
-      </w:pPr>
-      <w:r>
-        <w:rPr>
-          <w:b/>
-          <w:bCs/>
-        </w:rPr>
-        <w:t xml:space="preserve">Como </w:t>
-      </w:r>
-      <w:r>
-        <w:t xml:space="preserve">gerente, </w:t>
-      </w:r>
-      <w:r>
-        <w:rPr>
-          <w:b/>
-          <w:bCs/>
-        </w:rPr>
-        <w:t xml:space="preserve">quiero </w:t>
-      </w:r>
-      <w:r>
-        <w:t xml:space="preserve">consultar las ventas registradas, </w:t>
-      </w:r>
-      <w:r>
-        <w:rPr>
-          <w:b/>
-          <w:bCs/>
-        </w:rPr>
-        <w:t xml:space="preserve">para </w:t>
-      </w:r>
-      <w:r>
-        <w:t>controlar los vehículos vendidos y generar reportes rápidos.</w:t>
-      </w:r>
-    </w:p>
-    <w:p>
-      <w:pPr>
-        <w:keepNext/>
-        <w:spacing w:after="40"/>
-      </w:pPr>
-      <w:r>
-        <w:rPr>
-          <w:b/>
-          <w:bCs/>
-          <w:sz w:val="21"/>
-          <w:szCs w:val="21"/>
-        </w:rPr>
-        <w:lastRenderedPageBreak/>
-        <w:t>Criterios de aceptación:</w:t>
+        <w:t>Dado un vehículo con precio menor o igual a $100.000.000 COP (incluido exactamente $100.000.000), entonces el descuento es 0 y el total es igual al precio.</w:t>
       </w:r>
     </w:p>
     <w:p>
@@ -6556,10 +5979,88 @@
         <w:spacing w:after="60"/>
       </w:pPr>
       <w:r>
-        <w:t>Cuando consulto GET /ventas, entonces recibo la lista con fecha, clien</w:t>
-      </w:r>
-      <w:r>
-        <w:t>te, vehículo, precio base, descuento y total.</w:t>
+        <w:t>La respuesta de la venta muestra precio base, descuento y total.</w:t>
+      </w:r>
+    </w:p>
+    <w:p>
+      <w:pPr>
+        <w:pStyle w:val="Ttulo3"/>
+        <w:keepNext/>
+      </w:pPr>
+      <w:r>
+        <w:t>HU13 – Consultar ventas</w:t>
+      </w:r>
+    </w:p>
+    <w:p>
+      <w:pPr>
+        <w:spacing w:after="80"/>
+      </w:pPr>
+      <w:r>
+        <w:rPr>
+          <w:b/>
+          <w:bCs/>
+          <w:sz w:val="20"/>
+          <w:szCs w:val="20"/>
+        </w:rPr>
+        <w:t xml:space="preserve">Cubre: </w:t>
+      </w:r>
+      <w:r>
+        <w:rPr>
+          <w:sz w:val="20"/>
+          <w:szCs w:val="20"/>
+        </w:rPr>
+        <w:t>RF14</w:t>
+      </w:r>
+    </w:p>
+    <w:p>
+      <w:pPr>
+        <w:spacing w:after="80"/>
+      </w:pPr>
+      <w:r>
+        <w:rPr>
+          <w:b/>
+          <w:bCs/>
+        </w:rPr>
+        <w:t xml:space="preserve">Como </w:t>
+      </w:r>
+      <w:r>
+        <w:t xml:space="preserve">gerente, </w:t>
+      </w:r>
+      <w:r>
+        <w:rPr>
+          <w:b/>
+          <w:bCs/>
+        </w:rPr>
+        <w:t xml:space="preserve">quiero </w:t>
+      </w:r>
+      <w:r>
+        <w:t xml:space="preserve">consultar las ventas registradas, </w:t>
+      </w:r>
+      <w:r>
+        <w:rPr>
+          <w:b/>
+          <w:bCs/>
+        </w:rPr>
+        <w:t xml:space="preserve">para </w:t>
+      </w:r>
+      <w:r>
+        <w:t>controlar los vehículos vendidos y generar reportes rápidos.</w:t>
+      </w:r>
+    </w:p>
+    <w:p>
+      <w:pPr>
+        <w:keepNext/>
+        <w:spacing w:after="40"/>
+      </w:pPr>
+      <w:r>
+        <w:rPr>
+          <w:b/>
+          <w:bCs/>
+          <w:sz w:val="21"/>
+          <w:szCs w:val="21"/>
+        </w:rPr>
+        <w:lastRenderedPageBreak/>
+        <w:t>Criterios de aceptación:</w:t>
       </w:r>
     </w:p>
     <w:p>
@@ -6572,98 +6073,7 @@
         <w:spacing w:after="60"/>
       </w:pPr>
       <w:r>
-        <w:t>Si no hay ventas, entonces recibo una lista vacía.</w:t>
-      </w:r>
-    </w:p>
-    <w:p>
-      <w:pPr>
-        <w:pStyle w:val="Ttulo2"/>
-      </w:pPr>
-      <w:r>
-        <w:t>Módulo Mantenimientos</w:t>
-      </w:r>
-    </w:p>
-    <w:p>
-      <w:pPr>
-        <w:pStyle w:val="Ttulo3"/>
-        <w:keepNext/>
-      </w:pPr>
-      <w:r>
-        <w:t>HU14 – Registrar mantenimiento</w:t>
-      </w:r>
-    </w:p>
-    <w:p>
-      <w:pPr>
-        <w:spacing w:after="80"/>
-      </w:pPr>
-      <w:r>
-        <w:rPr>
-          <w:b/>
-          <w:bCs/>
-          <w:sz w:val="20"/>
-          <w:szCs w:val="20"/>
-        </w:rPr>
-        <w:t xml:space="preserve">Cubre: </w:t>
-      </w:r>
-      <w:r>
-        <w:rPr>
-          <w:sz w:val="20"/>
-          <w:szCs w:val="20"/>
-        </w:rPr>
-        <w:t>RF15, RF17, RF29</w:t>
-      </w:r>
-    </w:p>
-    <w:p>
-      <w:pPr>
-        <w:spacing w:after="80"/>
-      </w:pPr>
-      <w:r>
-        <w:rPr>
-          <w:b/>
-          <w:bCs/>
-        </w:rPr>
-        <w:t xml:space="preserve">Como </w:t>
-      </w:r>
-      <w:r>
-        <w:t xml:space="preserve">jefe de taller, </w:t>
-      </w:r>
-      <w:r>
-        <w:rPr>
-          <w:b/>
-          <w:bCs/>
-        </w:rPr>
-        <w:t xml:space="preserve">quiero </w:t>
-      </w:r>
-      <w:r>
-        <w:t>registrar un mantenimiento a un vehículo con fecha, de</w:t>
-      </w:r>
-      <w:r>
-        <w:t xml:space="preserve">scripción y costo, </w:t>
-      </w:r>
-      <w:r>
-        <w:rPr>
-          <w:b/>
-          <w:bCs/>
-        </w:rPr>
-        <w:t xml:space="preserve">para </w:t>
-      </w:r>
-      <w:r>
-        <w:t>dejar constancia del servicio y que el vehículo no se venda mientras está en taller.</w:t>
-      </w:r>
-    </w:p>
-    <w:p>
-      <w:pPr>
-        <w:keepNext/>
-        <w:spacing w:after="40"/>
-      </w:pPr>
-      <w:r>
-        <w:rPr>
-          <w:b/>
-          <w:bCs/>
-          <w:sz w:val="21"/>
-          <w:szCs w:val="21"/>
-        </w:rPr>
-        <w:t>Criterios de aceptación:</w:t>
+        <w:t>Cuando consulto GET /ventas, entonces recibo la lista con fecha, cliente, vehículo, precio base, descuento y total.</w:t>
       </w:r>
     </w:p>
     <w:p>
@@ -6676,10 +6086,95 @@
         <w:spacing w:after="60"/>
       </w:pPr>
       <w:r>
-        <w:t xml:space="preserve">Dado un vehículo existente no vendido y datos válidos, cuando registro el mantenimiento, entonces se guarda y el vehículo </w:t>
-      </w:r>
-      <w:r>
-        <w:t>pasa a EN_MANTENIMIENTO.</w:t>
+        <w:t>Si no hay ventas, entonces recibo una lista vacía.</w:t>
+      </w:r>
+    </w:p>
+    <w:p>
+      <w:pPr>
+        <w:pStyle w:val="Ttulo2"/>
+      </w:pPr>
+      <w:r>
+        <w:t>Módulo Mantenimientos</w:t>
+      </w:r>
+    </w:p>
+    <w:p>
+      <w:pPr>
+        <w:pStyle w:val="Ttulo3"/>
+        <w:keepNext/>
+      </w:pPr>
+      <w:r>
+        <w:t>HU14 – Registrar mantenimiento</w:t>
+      </w:r>
+    </w:p>
+    <w:p>
+      <w:pPr>
+        <w:spacing w:after="80"/>
+      </w:pPr>
+      <w:r>
+        <w:rPr>
+          <w:b/>
+          <w:bCs/>
+          <w:sz w:val="20"/>
+          <w:szCs w:val="20"/>
+        </w:rPr>
+        <w:t xml:space="preserve">Cubre: </w:t>
+      </w:r>
+      <w:r>
+        <w:rPr>
+          <w:sz w:val="20"/>
+          <w:szCs w:val="20"/>
+        </w:rPr>
+        <w:t>RF15, RF17, RF29</w:t>
+      </w:r>
+    </w:p>
+    <w:p>
+      <w:pPr>
+        <w:spacing w:after="80"/>
+      </w:pPr>
+      <w:r>
+        <w:rPr>
+          <w:b/>
+          <w:bCs/>
+        </w:rPr>
+        <w:t xml:space="preserve">Como </w:t>
+      </w:r>
+      <w:r>
+        <w:t xml:space="preserve">jefe de taller, </w:t>
+      </w:r>
+      <w:r>
+        <w:rPr>
+          <w:b/>
+          <w:bCs/>
+        </w:rPr>
+        <w:t xml:space="preserve">quiero </w:t>
+      </w:r>
+      <w:r>
+        <w:t xml:space="preserve">registrar un mantenimiento a un vehículo con fecha, descripción y costo, </w:t>
+      </w:r>
+      <w:r>
+        <w:rPr>
+          <w:b/>
+          <w:bCs/>
+        </w:rPr>
+        <w:t xml:space="preserve">para </w:t>
+      </w:r>
+      <w:r>
+        <w:t>dejar constancia del servicio y que el vehículo no se venda mientras está en taller.</w:t>
+      </w:r>
+    </w:p>
+    <w:p>
+      <w:pPr>
+        <w:keepNext/>
+        <w:spacing w:after="40"/>
+      </w:pPr>
+      <w:r>
+        <w:rPr>
+          <w:b/>
+          <w:bCs/>
+          <w:sz w:val="21"/>
+          <w:szCs w:val="21"/>
+        </w:rPr>
+        <w:t>Criterios de aceptación:</w:t>
       </w:r>
     </w:p>
     <w:p>
@@ -6692,7 +6187,7 @@
         <w:spacing w:after="60"/>
       </w:pPr>
       <w:r>
-        <w:t>Dado un vehículo VENDIDO, entonces el sistema rechaza el registro con un mensaje claro.</w:t>
+        <w:t xml:space="preserve">Dado un vehículo DISPONIBLE y datos válidos, cuando registro el mantenimiento, entonces se guarda y el vehículo pasa a EN_MANTENIMIENTO.</w:t>
       </w:r>
     </w:p>
     <w:p>
@@ -6705,90 +6200,7 @@
         <w:spacing w:after="60"/>
       </w:pPr>
       <w:r>
-        <w:t>Dado un vehículo inexistente, entonces el sistema responde 404.</w:t>
-      </w:r>
-    </w:p>
-    <w:p>
-      <w:pPr>
-        <w:pStyle w:val="Ttulo3"/>
-        <w:keepNext/>
-      </w:pPr>
-      <w:r>
-        <w:t>HU15 – Consultar historial de mantenimientos</w:t>
-      </w:r>
-    </w:p>
-    <w:p>
-      <w:pPr>
-        <w:spacing w:after="80"/>
-      </w:pPr>
-      <w:r>
-        <w:rPr>
-          <w:b/>
-          <w:bCs/>
-          <w:sz w:val="20"/>
-          <w:szCs w:val="20"/>
-        </w:rPr>
-        <w:t xml:space="preserve">Cubre: </w:t>
-      </w:r>
-      <w:r>
-        <w:rPr>
-          <w:sz w:val="20"/>
-          <w:szCs w:val="20"/>
-        </w:rPr>
-        <w:t>RF16</w:t>
-      </w:r>
-    </w:p>
-    <w:p>
-      <w:pPr>
-        <w:spacing w:after="80"/>
-      </w:pPr>
-      <w:r>
-        <w:rPr>
-          <w:b/>
-          <w:bCs/>
-        </w:rPr>
-        <w:t xml:space="preserve">Como </w:t>
-      </w:r>
-      <w:r>
-        <w:t>asesor de ventas,</w:t>
-      </w:r>
-      <w:r>
-        <w:t xml:space="preserve"> </w:t>
-      </w:r>
-      <w:r>
-        <w:rPr>
-          <w:b/>
-          <w:bCs/>
-        </w:rPr>
-        <w:t xml:space="preserve">quiero </w:t>
-      </w:r>
-      <w:r>
-        <w:t xml:space="preserve">consultar el historial de mantenimientos de un vehículo, </w:t>
-      </w:r>
-      <w:r>
-        <w:rPr>
-          <w:b/>
-          <w:bCs/>
-        </w:rPr>
-        <w:t xml:space="preserve">para </w:t>
-      </w:r>
-      <w:r>
-        <w:t>conocer su condición antes de ofrecerlo a un cliente.</w:t>
-      </w:r>
-    </w:p>
-    <w:p>
-      <w:pPr>
-        <w:keepNext/>
-        <w:spacing w:after="40"/>
-      </w:pPr>
-      <w:r>
-        <w:rPr>
-          <w:b/>
-          <w:bCs/>
-          <w:sz w:val="21"/>
-          <w:szCs w:val="21"/>
-        </w:rPr>
-        <w:t>Criterios de aceptación:</w:t>
+        <w:t>Dado un vehículo VENDIDO o que ya está EN_MANTENIMIENTO, entonces el sistema responde 409 con un mensaje claro.</w:t>
       </w:r>
     </w:p>
     <w:p>
@@ -6801,7 +6213,87 @@
         <w:spacing w:after="60"/>
       </w:pPr>
       <w:r>
-        <w:t>Cuando consulto GET /mantenimientos, entonces recibo todos los mantenimientos registrados.</w:t>
+        <w:t>Dado un vehículo inexistente, entonces el sistema responde 404.</w:t>
+      </w:r>
+    </w:p>
+    <w:p>
+      <w:pPr>
+        <w:pStyle w:val="Ttulo3"/>
+        <w:keepNext/>
+      </w:pPr>
+      <w:r>
+        <w:t>HU15 – Consultar historial de mantenimientos</w:t>
+      </w:r>
+    </w:p>
+    <w:p>
+      <w:pPr>
+        <w:spacing w:after="80"/>
+      </w:pPr>
+      <w:r>
+        <w:rPr>
+          <w:b/>
+          <w:bCs/>
+          <w:sz w:val="20"/>
+          <w:szCs w:val="20"/>
+        </w:rPr>
+        <w:t xml:space="preserve">Cubre: </w:t>
+      </w:r>
+      <w:r>
+        <w:rPr>
+          <w:sz w:val="20"/>
+          <w:szCs w:val="20"/>
+        </w:rPr>
+        <w:t>RF16</w:t>
+      </w:r>
+    </w:p>
+    <w:p>
+      <w:pPr>
+        <w:spacing w:after="80"/>
+      </w:pPr>
+      <w:r>
+        <w:rPr>
+          <w:b/>
+          <w:bCs/>
+        </w:rPr>
+        <w:t xml:space="preserve">Como </w:t>
+      </w:r>
+      <w:r>
+        <w:t xml:space="preserve">asesor de ventas, </w:t>
+      </w:r>
+      <w:r>
+        <w:rPr>
+          <w:b/>
+          <w:bCs/>
+        </w:rPr>
+        <w:t xml:space="preserve">quiero </w:t>
+      </w:r>
+      <w:r>
+        <w:t xml:space="preserve">consultar el historial de mantenimientos de un vehículo, </w:t>
+      </w:r>
+      <w:r>
+        <w:rPr>
+          <w:b/>
+          <w:bCs/>
+        </w:rPr>
+        <w:t xml:space="preserve">para </w:t>
+      </w:r>
+      <w:r>
+        <w:t>conocer su condición antes de ofrecerlo a un cliente.</w:t>
+      </w:r>
+    </w:p>
+    <w:p>
+      <w:pPr>
+        <w:keepNext/>
+        <w:spacing w:after="40"/>
+      </w:pPr>
+      <w:r>
+        <w:rPr>
+          <w:b/>
+          <w:bCs/>
+          <w:sz w:val="21"/>
+          <w:szCs w:val="21"/>
+        </w:rPr>
+        <w:t>Criterios de aceptación:</w:t>
       </w:r>
     </w:p>
     <w:p>
@@ -6814,7 +6306,7 @@
         <w:spacing w:after="60"/>
       </w:pPr>
       <w:r>
-        <w:t>Cuando consulto el historial de un vehículo, entonces recibo solo sus mantenimientos.</w:t>
+        <w:t>Cuando consulto GET /mantenimientos, entonces recibo todos los mantenimientos registrados.</w:t>
       </w:r>
     </w:p>
     <w:p>
@@ -6827,90 +6319,7 @@
         <w:spacing w:after="60"/>
       </w:pPr>
       <w:r>
-        <w:t>Si el vehículo no tiene mantenimientos, entonces recibo una lista vacía.</w:t>
-      </w:r>
-    </w:p>
-    <w:p>
-      <w:pPr>
-        <w:pStyle w:val="Ttulo3"/>
-        <w:keepNext/>
-      </w:pPr>
-      <w:r>
-        <w:t>HU16 –</w:t>
-      </w:r>
-      <w:r>
-        <w:t xml:space="preserve"> Finalizar mantenimiento</w:t>
-      </w:r>
-    </w:p>
-    <w:p>
-      <w:pPr>
-        <w:spacing w:after="80"/>
-      </w:pPr>
-      <w:r>
-        <w:rPr>
-          <w:b/>
-          <w:bCs/>
-          <w:sz w:val="20"/>
-          <w:szCs w:val="20"/>
-        </w:rPr>
-        <w:t xml:space="preserve">Cubre: </w:t>
-      </w:r>
-      <w:r>
-        <w:rPr>
-          <w:sz w:val="20"/>
-          <w:szCs w:val="20"/>
-        </w:rPr>
-        <w:t>RF28</w:t>
-      </w:r>
-    </w:p>
-    <w:p>
-      <w:pPr>
-        <w:spacing w:after="80"/>
-      </w:pPr>
-      <w:r>
-        <w:rPr>
-          <w:b/>
-          <w:bCs/>
-        </w:rPr>
-        <w:t xml:space="preserve">Como </w:t>
-      </w:r>
-      <w:r>
-        <w:t xml:space="preserve">jefe de taller, </w:t>
-      </w:r>
-      <w:r>
-        <w:rPr>
-          <w:b/>
-          <w:bCs/>
-        </w:rPr>
-        <w:t xml:space="preserve">quiero </w:t>
-      </w:r>
-      <w:r>
-        <w:t xml:space="preserve">finalizar un mantenimiento, </w:t>
-      </w:r>
-      <w:r>
-        <w:rPr>
-          <w:b/>
-          <w:bCs/>
-        </w:rPr>
-        <w:t xml:space="preserve">para </w:t>
-      </w:r>
-      <w:r>
-        <w:t>devolver el vehículo al inventario para que pueda venderse.</w:t>
-      </w:r>
-    </w:p>
-    <w:p>
-      <w:pPr>
-        <w:keepNext/>
-        <w:spacing w:after="40"/>
-      </w:pPr>
-      <w:r>
-        <w:rPr>
-          <w:b/>
-          <w:bCs/>
-          <w:sz w:val="21"/>
-          <w:szCs w:val="21"/>
-        </w:rPr>
-        <w:t>Criterios de aceptación:</w:t>
+        <w:t>Cuando consulto el historial de un vehículo, entonces recibo solo sus mantenimientos.</w:t>
       </w:r>
     </w:p>
     <w:p>
@@ -6923,7 +6332,87 @@
         <w:spacing w:after="60"/>
       </w:pPr>
       <w:r>
-        <w:t>Dado un mantenimiento en curso, cuando uso PUT /mantenimientos/{id}/finalizar, entonces queda registrada su fecha de fin y el vehículo vuelve a DISPONIBLE.</w:t>
+        <w:t>Si el vehículo no tiene mantenimientos, entonces recibo una lista vacía.</w:t>
+      </w:r>
+    </w:p>
+    <w:p>
+      <w:pPr>
+        <w:pStyle w:val="Ttulo3"/>
+        <w:keepNext/>
+      </w:pPr>
+      <w:r>
+        <w:t xml:space="preserve">HU16 – Terminar mantenimiento</w:t>
+      </w:r>
+    </w:p>
+    <w:p>
+      <w:pPr>
+        <w:spacing w:after="80"/>
+      </w:pPr>
+      <w:r>
+        <w:rPr>
+          <w:b/>
+          <w:bCs/>
+          <w:sz w:val="20"/>
+          <w:szCs w:val="20"/>
+        </w:rPr>
+        <w:t xml:space="preserve">Cubre: </w:t>
+      </w:r>
+      <w:r>
+        <w:rPr>
+          <w:sz w:val="20"/>
+          <w:szCs w:val="20"/>
+        </w:rPr>
+        <w:t>RF07, RF28</w:t>
+      </w:r>
+    </w:p>
+    <w:p>
+      <w:pPr>
+        <w:spacing w:after="80"/>
+      </w:pPr>
+      <w:r>
+        <w:rPr>
+          <w:b/>
+          <w:bCs/>
+        </w:rPr>
+        <w:t xml:space="preserve">Como </w:t>
+      </w:r>
+      <w:r>
+        <w:t xml:space="preserve">administrador, </w:t>
+      </w:r>
+      <w:r>
+        <w:rPr>
+          <w:b/>
+          <w:bCs/>
+        </w:rPr>
+        <w:t xml:space="preserve">quiero </w:t>
+      </w:r>
+      <w:r>
+        <w:t xml:space="preserve">devolver a DISPONIBLE un vehículo cuyo mantenimiento terminó, </w:t>
+      </w:r>
+      <w:r>
+        <w:rPr>
+          <w:b/>
+          <w:bCs/>
+        </w:rPr>
+        <w:t xml:space="preserve">para </w:t>
+      </w:r>
+      <w:r>
+        <w:t>que vuelva al inventario y pueda venderse.</w:t>
+      </w:r>
+    </w:p>
+    <w:p>
+      <w:pPr>
+        <w:keepNext/>
+        <w:spacing w:after="40"/>
+      </w:pPr>
+      <w:r>
+        <w:rPr>
+          <w:b/>
+          <w:bCs/>
+          <w:sz w:val="21"/>
+          <w:szCs w:val="21"/>
+        </w:rPr>
+        <w:t>Criterios de aceptación:</w:t>
       </w:r>
     </w:p>
     <w:p>
@@ -6936,99 +6425,7 @@
         <w:spacing w:after="60"/>
       </w:pPr>
       <w:r>
-        <w:t>Dado un mantenimiento ya finalizado o inexistente, entonces el sistema responde con error.</w:t>
-      </w:r>
-    </w:p>
-    <w:p>
-      <w:pPr>
-        <w:pStyle w:val="Ttulo2"/>
-      </w:pPr>
-      <w:r>
-        <w:t>Módulo Ta</w:t>
-      </w:r>
-      <w:r>
-        <w:t>sa de cambio (API externa)</w:t>
-      </w:r>
-    </w:p>
-    <w:p>
-      <w:pPr>
-        <w:pStyle w:val="Ttulo3"/>
-        <w:keepNext/>
-      </w:pPr>
-      <w:r>
-        <w:t>HU17 – Consultar la tasa de cambio</w:t>
-      </w:r>
-    </w:p>
-    <w:p>
-      <w:pPr>
-        <w:spacing w:after="80"/>
-      </w:pPr>
-      <w:r>
-        <w:rPr>
-          <w:b/>
-          <w:bCs/>
-          <w:sz w:val="20"/>
-          <w:szCs w:val="20"/>
-        </w:rPr>
-        <w:t xml:space="preserve">Cubre: </w:t>
-      </w:r>
-      <w:r>
-        <w:rPr>
-          <w:sz w:val="20"/>
-          <w:szCs w:val="20"/>
-        </w:rPr>
-        <w:t>RF18, RF27</w:t>
-      </w:r>
-    </w:p>
-    <w:p>
-      <w:pPr>
-        <w:spacing w:after="80"/>
-      </w:pPr>
-      <w:r>
-        <w:rPr>
-          <w:b/>
-          <w:bCs/>
-        </w:rPr>
-        <w:t xml:space="preserve">Como </w:t>
-      </w:r>
-      <w:r>
-        <w:t xml:space="preserve">gerente, </w:t>
-      </w:r>
-      <w:r>
-        <w:rPr>
-          <w:b/>
-          <w:bCs/>
-        </w:rPr>
-        <w:t xml:space="preserve">quiero </w:t>
-      </w:r>
-      <w:r>
-        <w:t xml:space="preserve">que el sistema consulte la tasa de cambio COP/USD vigente, </w:t>
-      </w:r>
-      <w:r>
-        <w:rPr>
-          <w:b/>
-          <w:bCs/>
-        </w:rPr>
-        <w:t xml:space="preserve">para </w:t>
-      </w:r>
-      <w:r>
-        <w:t>trabajar con valores actualizados sin buscarlos manualmente.</w:t>
-      </w:r>
-    </w:p>
-    <w:p>
-      <w:pPr>
-        <w:keepNext/>
-        <w:spacing w:after="40"/>
-      </w:pPr>
-      <w:r>
-        <w:rPr>
-          <w:b/>
-          <w:bCs/>
-          <w:sz w:val="21"/>
-          <w:szCs w:val="21"/>
-        </w:rPr>
-        <w:lastRenderedPageBreak/>
-        <w:t>Criterios de aceptación:</w:t>
+        <w:t>Dado un vehículo EN_MANTENIMIENTO, cuando lo actualizo con PUT /vehiculos/{id} y el estado DISPONIBLE, entonces el vehículo vuelve a DISPONIBLE y aparece en GET /vehiculos/disponibles.</w:t>
       </w:r>
     </w:p>
     <w:p>
@@ -7041,10 +6438,96 @@
         <w:spacing w:after="60"/>
       </w:pPr>
       <w:r>
-        <w:t>Cuand</w:t>
-      </w:r>
-      <w:r>
-        <w:t>o el sistema consulta la API pública, entonces obtiene la tasa vigente del peso colombiano (COP).</w:t>
+        <w:t>Dado un vehículo VENDIDO, entonces el sistema no permite cambiar su estado y responde 409.</w:t>
+      </w:r>
+    </w:p>
+    <w:p>
+      <w:pPr>
+        <w:pStyle w:val="Ttulo2"/>
+      </w:pPr>
+      <w:r>
+        <w:t>Módulo Tasa de cambio (API externa)</w:t>
+      </w:r>
+    </w:p>
+    <w:p>
+      <w:pPr>
+        <w:pStyle w:val="Ttulo3"/>
+        <w:keepNext/>
+      </w:pPr>
+      <w:r>
+        <w:t>HU17 – Consultar la tasa de cambio</w:t>
+      </w:r>
+    </w:p>
+    <w:p>
+      <w:pPr>
+        <w:spacing w:after="80"/>
+      </w:pPr>
+      <w:r>
+        <w:rPr>
+          <w:b/>
+          <w:bCs/>
+          <w:sz w:val="20"/>
+          <w:szCs w:val="20"/>
+        </w:rPr>
+        <w:t xml:space="preserve">Cubre: </w:t>
+      </w:r>
+      <w:r>
+        <w:rPr>
+          <w:sz w:val="20"/>
+          <w:szCs w:val="20"/>
+        </w:rPr>
+        <w:t>RF18, RF27</w:t>
+      </w:r>
+    </w:p>
+    <w:p>
+      <w:pPr>
+        <w:spacing w:after="80"/>
+      </w:pPr>
+      <w:r>
+        <w:rPr>
+          <w:b/>
+          <w:bCs/>
+        </w:rPr>
+        <w:t xml:space="preserve">Como </w:t>
+      </w:r>
+      <w:r>
+        <w:t xml:space="preserve">gerente, </w:t>
+      </w:r>
+      <w:r>
+        <w:rPr>
+          <w:b/>
+          <w:bCs/>
+        </w:rPr>
+        <w:t xml:space="preserve">quiero </w:t>
+      </w:r>
+      <w:r>
+        <w:t xml:space="preserve">que el sistema consulte la tasa de cambio COP/USD vigente, </w:t>
+      </w:r>
+      <w:r>
+        <w:rPr>
+          <w:b/>
+          <w:bCs/>
+        </w:rPr>
+        <w:t xml:space="preserve">para </w:t>
+      </w:r>
+      <w:r>
+        <w:t>trabajar con valores actualizados sin buscarlos manualmente.</w:t>
+      </w:r>
+    </w:p>
+    <w:p>
+      <w:pPr>
+        <w:keepNext/>
+        <w:spacing w:after="40"/>
+      </w:pPr>
+      <w:r>
+        <w:rPr>
+          <w:b/>
+          <w:bCs/>
+          <w:sz w:val="21"/>
+          <w:szCs w:val="21"/>
+        </w:rPr>
+        <w:lastRenderedPageBreak/>
+        <w:t>Criterios de aceptación:</w:t>
       </w:r>
     </w:p>
     <w:p>
@@ -7057,87 +6540,7 @@
         <w:spacing w:after="60"/>
       </w:pPr>
       <w:r>
-        <w:t>Si la API no responde, entonces el sistema devuelve un error claro y el resto de la aplicación sigue funcionando.</w:t>
-      </w:r>
-    </w:p>
-    <w:p>
-      <w:pPr>
-        <w:pStyle w:val="Ttulo3"/>
-        <w:keepNext/>
-      </w:pPr>
-      <w:r>
-        <w:t>HU18 – Ver el precio del vehículo en dólares</w:t>
-      </w:r>
-    </w:p>
-    <w:p>
-      <w:pPr>
-        <w:spacing w:after="80"/>
-      </w:pPr>
-      <w:r>
-        <w:rPr>
-          <w:b/>
-          <w:bCs/>
-          <w:sz w:val="20"/>
-          <w:szCs w:val="20"/>
-        </w:rPr>
-        <w:t xml:space="preserve">Cubre: </w:t>
-      </w:r>
-      <w:r>
-        <w:rPr>
-          <w:sz w:val="20"/>
-          <w:szCs w:val="20"/>
-        </w:rPr>
-        <w:t>RF19, RF27</w:t>
-      </w:r>
-    </w:p>
-    <w:p>
-      <w:pPr>
-        <w:spacing w:after="80"/>
-      </w:pPr>
-      <w:r>
-        <w:rPr>
-          <w:b/>
-          <w:bCs/>
-        </w:rPr>
-        <w:t xml:space="preserve">Como </w:t>
-      </w:r>
-      <w:r>
-        <w:t xml:space="preserve">gerente, </w:t>
-      </w:r>
-      <w:r>
-        <w:rPr>
-          <w:b/>
-          <w:bCs/>
-        </w:rPr>
-        <w:t xml:space="preserve">quiero </w:t>
-      </w:r>
-      <w:r>
-        <w:t xml:space="preserve">consultar el valor de un vehículo en dólares, </w:t>
-      </w:r>
-      <w:r>
-        <w:rPr>
-          <w:b/>
-          <w:bCs/>
-        </w:rPr>
-        <w:t xml:space="preserve">para </w:t>
-      </w:r>
-      <w:r>
-        <w:t>atender a clientes o compradores que manejan USD.</w:t>
-      </w:r>
-    </w:p>
-    <w:p>
-      <w:pPr>
-        <w:keepNext/>
-        <w:spacing w:after="40"/>
-      </w:pPr>
-      <w:r>
-        <w:rPr>
-          <w:b/>
-          <w:bCs/>
-          <w:sz w:val="21"/>
-          <w:szCs w:val="21"/>
-        </w:rPr>
-        <w:t>Criterios de aceptación:</w:t>
+        <w:t>Cuando el sistema consulta la API pública, entonces obtiene la tasa vigente del peso colombiano (COP).</w:t>
       </w:r>
     </w:p>
     <w:p>
@@ -7150,26 +6553,100 @@
         <w:spacing w:after="60"/>
       </w:pPr>
       <w:r>
-        <w:t>Cuando consulto GET /</w:t>
-      </w:r>
-      <w:proofErr w:type="spellStart"/>
-      <w:r>
-        <w:t>vehiculos</w:t>
-      </w:r>
-      <w:proofErr w:type="spellEnd"/>
-      <w:r>
-        <w:t>/{id}/precio-</w:t>
-      </w:r>
-      <w:proofErr w:type="spellStart"/>
-      <w:r>
-        <w:t>usd</w:t>
-      </w:r>
-      <w:proofErr w:type="spellEnd"/>
-      <w:r>
-        <w:t xml:space="preserve">, entonces recibo el precio en COP, la tasa </w:t>
-      </w:r>
-      <w:r>
-        <w:t>usada y el valor en USD (precio ÷ tasa).</w:t>
+        <w:t>Si la API no responde, entonces el sistema devuelve un error claro y el resto de la aplicación sigue funcionando.</w:t>
+      </w:r>
+    </w:p>
+    <w:p>
+      <w:pPr>
+        <w:pStyle w:val="Ttulo3"/>
+        <w:keepNext/>
+      </w:pPr>
+      <w:r>
+        <w:t>HU18 – Ver el precio del vehículo en dólares</w:t>
+      </w:r>
+    </w:p>
+    <w:p>
+      <w:pPr>
+        <w:spacing w:after="80"/>
+      </w:pPr>
+      <w:r>
+        <w:rPr>
+          <w:b/>
+          <w:bCs/>
+          <w:sz w:val="20"/>
+          <w:szCs w:val="20"/>
+        </w:rPr>
+        <w:t xml:space="preserve">Cubre: </w:t>
+      </w:r>
+      <w:r>
+        <w:rPr>
+          <w:sz w:val="20"/>
+          <w:szCs w:val="20"/>
+        </w:rPr>
+        <w:t>RF19, RF27</w:t>
+      </w:r>
+    </w:p>
+    <w:p>
+      <w:pPr>
+        <w:spacing w:after="80"/>
+      </w:pPr>
+      <w:r>
+        <w:rPr>
+          <w:b/>
+          <w:bCs/>
+        </w:rPr>
+        <w:t xml:space="preserve">Como </w:t>
+      </w:r>
+      <w:r>
+        <w:t xml:space="preserve">gerente, </w:t>
+      </w:r>
+      <w:r>
+        <w:rPr>
+          <w:b/>
+          <w:bCs/>
+        </w:rPr>
+        <w:t xml:space="preserve">quiero </w:t>
+      </w:r>
+      <w:r>
+        <w:t xml:space="preserve">consultar el valor de un vehículo en dólares, </w:t>
+      </w:r>
+      <w:r>
+        <w:rPr>
+          <w:b/>
+          <w:bCs/>
+        </w:rPr>
+        <w:t xml:space="preserve">para </w:t>
+      </w:r>
+      <w:r>
+        <w:t>atender a clientes o compradores que manejan USD.</w:t>
+      </w:r>
+    </w:p>
+    <w:p>
+      <w:pPr>
+        <w:keepNext/>
+        <w:spacing w:after="40"/>
+      </w:pPr>
+      <w:r>
+        <w:rPr>
+          <w:b/>
+          <w:bCs/>
+          <w:sz w:val="21"/>
+          <w:szCs w:val="21"/>
+        </w:rPr>
+        <w:t>Criterios de aceptación:</w:t>
+      </w:r>
+    </w:p>
+    <w:p>
+      <w:pPr>
+        <w:pStyle w:val="Prrafodelista"/>
+        <w:numPr>
+          <w:ilvl w:val="0"/>
+          <w:numId w:val="2"/>
+        </w:numPr>
+        <w:spacing w:after="60"/>
+      </w:pPr>
+      <w:r>
+        <w:t xml:space="preserve">Cuando consulto GET /vehiculos/{id}/precio-usd, entonces recibo el precio en COP, la tasa usada y el valor en USD (precio ÷ tasa).</w:t>
       </w:r>
     </w:p>
     <w:p>
